--- a/Сучасні технології розробки графічного інтерфейсу користувача/lab3/lab3_Horetskyi.docx
+++ b/Сучасні технології розробки графічного інтерфейсу користувача/lab3/lab3_Horetskyi.docx
@@ -1936,18 +1936,6 @@
     </w:p>
     <w:p>
       <w:pPr>
-        <w:spacing w:after="0" w:line="360" w:lineRule="auto"/>
-        <w:rPr>
-          <w:rFonts w:ascii="Times New Roman" w:eastAsia="Times New Roman" w:hAnsi="Times New Roman" w:cs="Times New Roman"/>
-          <w:noProof/>
-          <w:sz w:val="28"/>
-          <w:szCs w:val="28"/>
-          <w:lang w:val="en-US"/>
-        </w:rPr>
-      </w:pPr>
-    </w:p>
-    <w:p>
-      <w:pPr>
         <w:numPr>
           <w:ilvl w:val="0"/>
           <w:numId w:val="24"/>
@@ -2051,7 +2039,6 @@
     <w:p>
       <w:pPr>
         <w:spacing w:before="100" w:beforeAutospacing="1" w:after="100" w:afterAutospacing="1" w:line="360" w:lineRule="auto"/>
-        <w:ind w:left="360"/>
         <w:jc w:val="both"/>
         <w:rPr>
           <w:rFonts w:ascii="Times New Roman" w:hAnsi="Times New Roman" w:cs="Times New Roman"/>
@@ -2100,8 +2087,65 @@
         </w:drawing>
       </w:r>
     </w:p>
+    <w:p>
+      <w:pPr>
+        <w:spacing w:before="100" w:beforeAutospacing="1" w:after="100" w:afterAutospacing="1" w:line="360" w:lineRule="auto"/>
+        <w:rPr>
+          <w:rFonts w:ascii="Times New Roman" w:hAnsi="Times New Roman" w:cs="Times New Roman"/>
+          <w:sz w:val="28"/>
+          <w:szCs w:val="28"/>
+        </w:rPr>
+      </w:pPr>
+      <w:proofErr w:type="spellStart"/>
+      <w:r>
+        <w:rPr>
+          <w:rFonts w:ascii="Times New Roman" w:hAnsi="Times New Roman" w:cs="Times New Roman"/>
+          <w:sz w:val="28"/>
+          <w:szCs w:val="28"/>
+        </w:rPr>
+        <w:t>Посиланння</w:t>
+      </w:r>
+      <w:proofErr w:type="spellEnd"/>
+      <w:r>
+        <w:rPr>
+          <w:rFonts w:ascii="Times New Roman" w:hAnsi="Times New Roman" w:cs="Times New Roman"/>
+          <w:sz w:val="28"/>
+          <w:szCs w:val="28"/>
+        </w:rPr>
+        <w:t xml:space="preserve"> на додаток: </w:t>
+      </w:r>
+      <w:hyperlink r:id="rId14" w:history="1">
+        <w:r>
+          <w:rPr>
+            <w:rStyle w:val="ab"/>
+            <w:rFonts w:ascii="Times New Roman" w:hAnsi="Times New Roman" w:cs="Times New Roman"/>
+            <w:sz w:val="28"/>
+            <w:szCs w:val="28"/>
+          </w:rPr>
+          <w:t>https://surl.</w:t>
+        </w:r>
+        <w:r>
+          <w:rPr>
+            <w:rStyle w:val="ab"/>
+            <w:rFonts w:ascii="Times New Roman" w:hAnsi="Times New Roman" w:cs="Times New Roman"/>
+            <w:sz w:val="28"/>
+            <w:szCs w:val="28"/>
+          </w:rPr>
+          <w:t>l</w:t>
+        </w:r>
+        <w:r>
+          <w:rPr>
+            <w:rStyle w:val="ab"/>
+            <w:rFonts w:ascii="Times New Roman" w:hAnsi="Times New Roman" w:cs="Times New Roman"/>
+            <w:sz w:val="28"/>
+            <w:szCs w:val="28"/>
+          </w:rPr>
+          <w:t>i/ixznww</w:t>
+        </w:r>
+      </w:hyperlink>
+    </w:p>
     <w:sectPr>
-      <w:headerReference w:type="default" r:id="rId14"/>
+      <w:headerReference w:type="default" r:id="rId15"/>
       <w:pgSz w:w="11906" w:h="16838"/>
       <w:pgMar w:top="1134" w:right="851" w:bottom="1134" w:left="1134" w:header="284" w:footer="284" w:gutter="0"/>
       <w:cols w:space="708"/>
